--- a/content/Bios/Ron_Sisson.docx
+++ b/content/Bios/Ron_Sisson.docx
@@ -1,106 +1,8 @@
 
 <file path=word/document.xml><?xml version="1.0" encoding="utf-8"?>
-<w:document xmlns:w14="http://schemas.microsoft.com/office/word/2010/wordml" xmlns:wp14="http://schemas.microsoft.com/office/word/2010/wordprocessingDrawing" xmlns:w="http://schemas.openxmlformats.org/wordprocessingml/2006/main" xmlns:m="http://schemas.openxmlformats.org/officeDocument/2006/math" xmlns:r="http://schemas.openxmlformats.org/officeDocument/2006/relationships" xmlns:o="urn:schemas-microsoft-com:office:office" xmlns:v="urn:schemas-microsoft-com:vml" xmlns:w10="urn:schemas-microsoft-com:office:word" xmlns:a="http://schemas.openxmlformats.org/drawingml/2006/main" xmlns:pic="http://schemas.openxmlformats.org/drawingml/2006/picture" xmlns:wp="http://schemas.openxmlformats.org/drawingml/2006/wordprocessingDrawing" xmlns:mc="http://schemas.openxmlformats.org/markup-compatibility/2006" mc:Ignorable="w14 wp14">
+<w:document xmlns:ns1="http://schemas.openxmlformats.org/markup-compatibility/2006" xmlns:ns2="http://schemas.microsoft.com/office/word/2010/wordml" xmlns:w="http://schemas.openxmlformats.org/wordprocessingml/2006/main" ns1:Ignorable="w14 wp14">
   <w:body>
-    <w:p xmlns:wp14="http://schemas.microsoft.com/office/word/2010/wordml" wp14:textId="77777777">
-      <w:pPr>
-        <w:pStyle w:val="FirstParagraph"/>
-      </w:pPr>
-      <w:r>
-        <w:rPr/>
-        <w:t>Hall of Fame Inductee Ron Sisson – Fort Collins</w:t>
-      </w:r>
-      <w:r>
-        <w:rPr/>
-        <w:t xml:space="preserve"> </w:t>
-      </w:r>
-      <w:r>
-        <w:rPr/>
-        <w:t>Ron graduated from Greeley High School and earned his BS and MS degrees from Colorado A &amp; M (now</w:t>
-      </w:r>
-      <w:r>
-        <w:rPr/>
-        <w:t xml:space="preserve"> </w:t>
-      </w:r>
-      <w:r>
-        <w:rPr/>
-        <w:t>CSU). Ron served in the U S Army for two years. Ron’s wisdom and sense of humor touched many in the</w:t>
-      </w:r>
-      <w:r>
-        <w:rPr/>
-        <w:t xml:space="preserve"> </w:t>
-      </w:r>
-      <w:r>
-        <w:rPr/>
-        <w:t>31 years he dedicated to education at Windsor High School, Lesher and the opening of Lincoln. He</w:t>
-      </w:r>
-      <w:r>
-        <w:rPr/>
-        <w:t xml:space="preserve"> </w:t>
-      </w:r>
-      <w:r>
-        <w:rPr/>
-        <w:t>finished his career as the Principal at Fort Collins High School. Ron’s passion for sports influenced his</w:t>
-      </w:r>
-      <w:r>
-        <w:rPr/>
-        <w:t xml:space="preserve"> </w:t>
-      </w:r>
-      <w:r>
-        <w:rPr/>
-        <w:t xml:space="preserve">playing, </w:t>
-      </w:r>
-      <w:r>
-        <w:rPr/>
-        <w:t>coaching</w:t>
-      </w:r>
-      <w:r>
-        <w:rPr/>
-        <w:t xml:space="preserve"> and </w:t>
-      </w:r>
-      <w:r>
-        <w:rPr/>
-        <w:t>officiating for</w:t>
-      </w:r>
-      <w:r>
-        <w:rPr/>
-        <w:t xml:space="preserve"> baseball, </w:t>
-      </w:r>
-      <w:r>
-        <w:rPr/>
-        <w:t>basketball</w:t>
-      </w:r>
-      <w:r>
-        <w:rPr/>
-        <w:t xml:space="preserve"> and football. He was a life member of the CSU</w:t>
-      </w:r>
-      <w:r>
-        <w:rPr/>
-        <w:t xml:space="preserve"> </w:t>
-      </w:r>
-      <w:r>
-        <w:rPr/>
-        <w:t>Alumni Association and the Greater Ram Club.</w:t>
-      </w:r>
-    </w:p>
-    <w:p>
-      <w:pPr>
-        <w:pStyle w:val="BodyText"/>
-      </w:pPr>
-    </w:p>
-    <w:p>
-      <w:pPr>
-        <w:pStyle w:val="Title"/>
-      </w:pPr>
-      <w:r>
-        <w:rPr>
-          <w:noProof w:val="0"/>
-          <w:lang w:val="en-US"/>
-        </w:rPr>
-        <w:t>Revised Biography: Ron Sisson</w:t>
-      </w:r>
-    </w:p>
-    <w:p>
+    <w:p ns2:paraId="1C1F139E" ns2:textId="4BD49CF2">
       <w:pPr>
         <w:pStyle w:val="Subtitle"/>
         <w:rPr/>
@@ -113,7 +15,7 @@
         <w:t>Hall of Fame Inductee – Fort Collins</w:t>
       </w:r>
     </w:p>
-    <w:p>
+    <w:p ns2:paraId="740DCE4A" ns2:textId="0E50CBEC">
       <w:pPr>
         <w:spacing w:before="0" w:beforeAutospacing="off" w:after="0" w:afterAutospacing="off" w:line="300" w:lineRule="auto"/>
         <w:rPr>
@@ -255,7 +157,7 @@
         <w:t>.</w:t>
       </w:r>
     </w:p>
-    <w:p>
+    <w:p ns2:paraId="767A1165" ns2:textId="32129BBC">
       <w:pPr>
         <w:spacing w:before="0" w:beforeAutospacing="off" w:after="0" w:afterAutospacing="off" w:line="300" w:lineRule="auto"/>
         <w:rPr>
@@ -425,7 +327,7 @@
         <w:t xml:space="preserve"> on the school community.</w:t>
       </w:r>
     </w:p>
-    <w:p>
+    <w:p ns2:paraId="1F4BF97B" ns2:textId="653F21E3">
       <w:pPr>
         <w:spacing w:before="0" w:beforeAutospacing="off" w:after="0" w:afterAutospacing="off" w:line="300" w:lineRule="auto"/>
         <w:rPr>
@@ -511,7 +413,7 @@
         <w:t>.</w:t>
       </w:r>
     </w:p>
-    <w:p>
+    <w:p ns2:paraId="13B91A15" ns2:textId="637A6421">
       <w:pPr>
         <w:spacing w:before="0" w:beforeAutospacing="off" w:after="0" w:afterAutospacing="off" w:line="300" w:lineRule="auto"/>
         <w:rPr>
@@ -541,7 +443,7 @@
         <w:t>Ron Sisson is remembered for his steady leadership, commitment to students, and devotion to education and athletics throughout northern Colorado.</w:t>
       </w:r>
     </w:p>
-    <w:p>
+    <w:p ns2:paraId="4CA71A44" ns2:textId="34923CF7">
       <w:pPr>
         <w:pStyle w:val="BodyText"/>
       </w:pPr>
